--- a/corpus/synthetic/hf-images__016.docx
+++ b/corpus/synthetic/hf-images__016.docx
@@ -44,29 +44,6 @@
                   </a:graphicData>
                 </a:graphic>
               </wp:inline>
-            </w:drawing>
-          </w:r>
-          <w:r>
-            <w:drawing>
-              <wp:anchor behindDoc="1">
-                <wp:positionH relativeFrom="page">
-                  <wp:posOffset>190500</wp:posOffset>
-                </wp:positionH>
-                <wp:positionV relativeFrom="page">
-                  <wp:posOffset>190500</wp:posOffset>
-                </wp:positionV>
-                <wp:extent cx="381000" cy="190500"/>
-                <wp:docPr id="1" name="Logo"/>
-                <a:graphic>
-                  <a:graphicData uri="http://schemas.openxmlformats.org/drawingml/2006/picture">
-                    <pic:pic>
-                      <pic:blipFill>
-                        <a:blip r:embed="rId1"/>
-                      </pic:blipFill>
-                    </pic:pic>
-                  </a:graphicData>
-                </a:graphic>
-              </wp:anchor>
             </w:drawing>
           </w:r>
         </w:p>
